--- a/CV_Yusuf_Cahyo_Nusantoro_BUMN.docx
+++ b/CV_Yusuf_Cahyo_Nusantoro_BUMN.docx
@@ -46,7 +46,7 @@
         </w:rPr>
         <w:t xml:space="preserve">Jakarta Timur  |  cahyoyusuf82@gmail.com  |  </w:t>
       </w:r>
-      <w:hyperlink w:history="1" r:id="rId3n0s45gpqutwubrbgohpz">
+      <w:hyperlink w:history="1" r:id="rIdcpz5bby8h2-e0hpt1ima2">
         <w:r>
           <w:rPr>
             <w:rFonts w:ascii="Calibri" w:cs="Calibri" w:eastAsia="Calibri" w:hAnsi="Calibri"/>
@@ -879,9 +879,9 @@
           <w:sz w:val="21"/>
           <w:szCs w:val="21"/>
         </w:rPr>
-        <w:t xml:space="preserve">GitHub: </w:t>
-      </w:r>
-      <w:hyperlink w:history="1" r:id="rIdosltksk15dfuqtzq33foa">
+        <w:t xml:space="preserve">Website portofolio: </w:t>
+      </w:r>
+      <w:hyperlink w:history="1" r:id="rIdoo3l3rtvrrwakhfbxunii">
         <w:r>
           <w:rPr>
             <w:rFonts w:ascii="Calibri" w:cs="Calibri" w:eastAsia="Calibri" w:hAnsi="Calibri"/>
@@ -890,19 +890,18 @@
             <w:szCs w:val="21"/>
             <w:u w:val="single"/>
           </w:rPr>
-          <w:t xml:space="preserve">github.com/YusufCahyoNusantoro</w:t>
+          <w:t xml:space="preserve">yusufcahyonusantoro.github.io/Portofolio</w:t>
         </w:r>
       </w:hyperlink>
     </w:p>
     <w:p>
       <w:pPr>
         <w:pStyle w:val="ListParagraph"/>
-        <w:keepNext/>
-        <w:numPr>
-          <w:ilvl w:val="0"/>
-          <w:numId w:val="2"/>
-        </w:numPr>
-        <w:spacing w:after="0"/>
+        <w:numPr>
+          <w:ilvl w:val="0"/>
+          <w:numId w:val="2"/>
+        </w:numPr>
+        <w:spacing w:after="40"/>
       </w:pPr>
       <w:r>
         <w:rPr>
@@ -925,31 +924,12 @@
     </w:p>
     <w:p>
       <w:pPr>
-        <w:spacing w:after="50"/>
-        <w:ind w:left="360"/>
-      </w:pPr>
-      <w:hyperlink w:history="1" r:id="rIduun_i4ardkog0bsnssts2">
-        <w:r>
-          <w:rPr>
-            <w:rFonts w:ascii="Calibri" w:cs="Calibri" w:eastAsia="Calibri" w:hAnsi="Calibri"/>
-            <w:color w:val="0563C1"/>
-            <w:sz w:val="21"/>
-            <w:szCs w:val="21"/>
-            <w:u w:val="single"/>
-          </w:rPr>
-          <w:t xml:space="preserve">yusufcahyonusantoro.github.io/Dashboard-Damage-Road</w:t>
-        </w:r>
-      </w:hyperlink>
-    </w:p>
-    <w:p>
-      <w:pPr>
-        <w:pStyle w:val="ListParagraph"/>
-        <w:keepNext/>
-        <w:numPr>
-          <w:ilvl w:val="0"/>
-          <w:numId w:val="2"/>
-        </w:numPr>
-        <w:spacing w:after="0"/>
+        <w:pStyle w:val="ListParagraph"/>
+        <w:numPr>
+          <w:ilvl w:val="0"/>
+          <w:numId w:val="2"/>
+        </w:numPr>
+        <w:spacing w:after="40"/>
       </w:pPr>
       <w:r>
         <w:rPr>
@@ -972,31 +952,12 @@
     </w:p>
     <w:p>
       <w:pPr>
-        <w:spacing w:after="50"/>
-        <w:ind w:left="360"/>
-      </w:pPr>
-      <w:hyperlink w:history="1" r:id="rIdvvnwcii9obstik0a5exkp">
-        <w:r>
-          <w:rPr>
-            <w:rFonts w:ascii="Calibri" w:cs="Calibri" w:eastAsia="Calibri" w:hAnsi="Calibri"/>
-            <w:color w:val="0563C1"/>
-            <w:sz w:val="21"/>
-            <w:szCs w:val="21"/>
-            <w:u w:val="single"/>
-          </w:rPr>
-          <w:t xml:space="preserve">yusufcahyonusantoro.github.io/MyCuan</w:t>
-        </w:r>
-      </w:hyperlink>
-    </w:p>
-    <w:p>
-      <w:pPr>
-        <w:pStyle w:val="ListParagraph"/>
-        <w:keepNext/>
-        <w:numPr>
-          <w:ilvl w:val="0"/>
-          <w:numId w:val="2"/>
-        </w:numPr>
-        <w:spacing w:after="0"/>
+        <w:pStyle w:val="ListParagraph"/>
+        <w:numPr>
+          <w:ilvl w:val="0"/>
+          <w:numId w:val="2"/>
+        </w:numPr>
+        <w:spacing w:after="40"/>
       </w:pPr>
       <w:r>
         <w:rPr>
@@ -1016,24 +977,6 @@
         </w:rPr>
         <w:t xml:space="preserve">Aplikasi web screener saham Bursa Efek Indonesia untuk penggunaan pribadi (bukan rekomendasi jual/beli).</w:t>
       </w:r>
-    </w:p>
-    <w:p>
-      <w:pPr>
-        <w:spacing w:after="50"/>
-        <w:ind w:left="360"/>
-      </w:pPr>
-      <w:hyperlink w:history="1" r:id="rIdesbpsz6qhs4orw41xezgy">
-        <w:r>
-          <w:rPr>
-            <w:rFonts w:ascii="Calibri" w:cs="Calibri" w:eastAsia="Calibri" w:hAnsi="Calibri"/>
-            <w:color w:val="0563C1"/>
-            <w:sz w:val="21"/>
-            <w:szCs w:val="21"/>
-            <w:u w:val="single"/>
-          </w:rPr>
-          <w:t xml:space="preserve">yusufcahyonusantoro.github.io/idx-screener</w:t>
-        </w:r>
-      </w:hyperlink>
     </w:p>
     <w:p>
       <w:pPr>
@@ -1047,7 +990,7 @@
           <w:sz w:val="21"/>
           <w:szCs w:val="21"/>
         </w:rPr>
-        <w:t xml:space="preserve">Seluruh aplikasi dirancang dan dibangun secara mandiri dengan bantuan AI (Claude).</w:t>
+        <w:t xml:space="preserve">Seluruh aplikasi dirancang dan dibangun secara mandiri dengan bantuan AI (Claude). Tautan aplikasi tersedia atas permintaan.</w:t>
       </w:r>
     </w:p>
     <w:p>
